--- a/output/docx/en/BUFR_TableD_en_11.docx
+++ b/output/docx/en/BUFR_TableD_en_11.docx
@@ -17762,7 +17762,7 @@
                 <w:b w:val="0"/>
                 <w:sz w:val="16"/>
               </w:rPr>
-              <w:t xml:space="preserve">Phase of flight </w:t>
+              <w:t>Phase of flight</w:t>
             </w:r>
           </w:p>
         </w:tc>
@@ -18418,7 +18418,7 @@
                 <w:b w:val="0"/>
                 <w:sz w:val="16"/>
               </w:rPr>
-              <w:t>Originally measured value</w:t>
+              <w:t>naly measured value</w:t>
             </w:r>
           </w:p>
         </w:tc>
@@ -18736,7 +18736,7 @@
                 <w:b w:val="0"/>
                 <w:sz w:val="16"/>
               </w:rPr>
-              <w:t xml:space="preserve">Code table </w:t>
+              <w:t>Code table</w:t>
             </w:r>
           </w:p>
         </w:tc>
